--- a/2026-10-22-進捗報告.docx
+++ b/2026-10-22-進捗報告.docx
@@ -13,52 +13,35 @@
         <w:t>第一回進捗報告</w:t>
       </w:r>
     </w:p>
-    <w:p>
-      <w:pPr>
+    <w:p/>
+    <w:p>
+      <w:r>
         <w:rPr>
           <w:rFonts w:hint="eastAsia"/>
         </w:rPr>
-      </w:pPr>
-    </w:p>
-    <w:p>
-      <w:pPr>
+        <w:t>まず役割分担について話し合って以下のように決定した（仮）</w:t>
+      </w:r>
+    </w:p>
+    <w:p>
+      <w:pPr>
+        <w:pStyle w:val="1"/>
+      </w:pPr>
+      <w:r>
         <w:rPr>
           <w:rFonts w:hint="eastAsia"/>
         </w:rPr>
-      </w:pPr>
+        <w:t>役割分担</w:t>
+      </w:r>
       <w:r>
         <w:rPr>
           <w:rFonts w:hint="eastAsia"/>
         </w:rPr>
-        <w:t>まず役割分担について話し合って以下のように決定した（仮）</w:t>
-      </w:r>
-    </w:p>
-    <w:p>
-      <w:pPr>
-        <w:pStyle w:val="1"/>
-        <w:rPr>
-          <w:rFonts w:hint="eastAsia"/>
-        </w:rPr>
-      </w:pPr>
-      <w:r>
-        <w:rPr>
-          <w:rFonts w:hint="eastAsia"/>
-        </w:rPr>
-        <w:t>役割分担</w:t>
-      </w:r>
-      <w:r>
-        <w:rPr>
-          <w:rFonts w:hint="eastAsia"/>
-        </w:rPr>
         <w:t>（仮）</w:t>
       </w:r>
     </w:p>
     <w:p>
       <w:pPr>
         <w:jc w:val="center"/>
-        <w:rPr>
-          <w:rFonts w:hint="eastAsia"/>
-        </w:rPr>
       </w:pPr>
     </w:p>
     <w:p>
@@ -307,9 +290,6 @@
     <w:p>
       <w:pPr>
         <w:pStyle w:val="1"/>
-        <w:rPr>
-          <w:rFonts w:hint="eastAsia"/>
-        </w:rPr>
       </w:pPr>
       <w:r>
         <w:rPr>
@@ -344,40 +324,10 @@
         <w:rPr>
           <w:rFonts w:hint="eastAsia"/>
         </w:rPr>
-        <w:t>下</w:t>
-      </w:r>
-      <w:r>
-        <w:rPr>
-          <w:rFonts w:hint="eastAsia"/>
-        </w:rPr>
-        <w:t>記</w:t>
-      </w:r>
-      <w:r>
-        <w:rPr>
-          <w:rFonts w:hint="eastAsia"/>
-        </w:rPr>
-        <w:t>について</w:t>
-      </w:r>
-      <w:r>
-        <w:rPr>
-          <w:rFonts w:hint="eastAsia"/>
-        </w:rPr>
-        <w:t>作成</w:t>
-      </w:r>
-      <w:r>
-        <w:rPr>
-          <w:rFonts w:hint="eastAsia"/>
-        </w:rPr>
-        <w:t>、話し合う</w:t>
-      </w:r>
-    </w:p>
-    <w:p>
-      <w:pPr>
-        <w:rPr>
-          <w:rFonts w:hint="eastAsia"/>
-        </w:rPr>
-      </w:pPr>
-    </w:p>
+        <w:t>下記について作成、話し合う</w:t>
+      </w:r>
+    </w:p>
+    <w:p/>
     <w:p>
       <w:pPr>
         <w:pStyle w:val="a9"/>
@@ -430,11 +380,14 @@
           <w:ilvl w:val="0"/>
           <w:numId w:val="5"/>
         </w:numPr>
-      </w:pPr>
-      <w:r>
         <w:rPr>
           <w:rFonts w:hint="eastAsia"/>
         </w:rPr>
+      </w:pPr>
+      <w:r>
+        <w:rPr>
+          <w:rFonts w:hint="eastAsia"/>
+        </w:rPr>
         <w:t>ふくしは観光地</w:t>
       </w:r>
       <w:r>
@@ -443,13 +396,6 @@
         </w:rPr>
         <w:t>の情報</w:t>
       </w:r>
-    </w:p>
-    <w:p>
-      <w:pPr>
-        <w:rPr>
-          <w:rFonts w:hint="eastAsia"/>
-        </w:rPr>
-      </w:pPr>
     </w:p>
     <w:p>
       <w:pPr>
@@ -481,20 +427,8 @@
         <w:t>ページ数をおおよそ推定する</w:t>
       </w:r>
     </w:p>
-    <w:p>
-      <w:pPr>
-        <w:rPr>
-          <w:rFonts w:hint="eastAsia"/>
-        </w:rPr>
-      </w:pPr>
-    </w:p>
-    <w:p>
-      <w:pPr>
-        <w:rPr>
-          <w:rFonts w:hint="eastAsia"/>
-        </w:rPr>
-      </w:pPr>
-    </w:p>
+    <w:p/>
+    <w:p/>
     <w:sectPr>
       <w:pgSz w:w="11906" w:h="16838"/>
       <w:pgMar w:top="1985" w:right="1701" w:bottom="1701" w:left="1701" w:header="851" w:footer="992" w:gutter="0"/>
@@ -503,6 +437,44 @@
     </w:sectPr>
   </w:body>
 </w:document>
+</file>
+
+<file path=word/endnotes.xml><?xml version="1.0" encoding="utf-8"?>
+<w:endnotes xmlns:wpc="http://schemas.microsoft.com/office/word/2010/wordprocessingCanvas" xmlns:cx="http://schemas.microsoft.com/office/drawing/2014/chartex" xmlns:cx1="http://schemas.microsoft.com/office/drawing/2015/9/8/chartex" xmlns:cx2="http://schemas.microsoft.com/office/drawing/2015/10/21/chartex" xmlns:cx3="http://schemas.microsoft.com/office/drawing/2016/5/9/chartex" xmlns:cx4="http://schemas.microsoft.com/office/drawing/2016/5/10/chartex" xmlns:cx5="http://schemas.microsoft.com/office/drawing/2016/5/11/chartex" xmlns:cx6="http://schemas.microsoft.com/office/drawing/2016/5/12/chartex" xmlns:cx7="http://schemas.microsoft.com/office/drawing/2016/5/13/chartex" xmlns:cx8="http://schemas.microsoft.com/office/drawing/2016/5/14/chartex" xmlns:mc="http://schemas.openxmlformats.org/markup-compatibility/2006" xmlns:aink="http://schemas.microsoft.com/office/drawing/2016/ink" xmlns:am3d="http://schemas.microsoft.com/office/drawing/2017/model3d" xmlns:o="urn:schemas-microsoft-com:office:office" xmlns:oel="http://schemas.microsoft.com/office/2019/extlst" xmlns:r="http://schemas.openxmlformats.org/officeDocument/2006/relationships" xmlns:m="http://schemas.openxmlformats.org/officeDocument/2006/math" xmlns:v="urn:schemas-microsoft-com:vml" xmlns:wp14="http://schemas.microsoft.com/office/word/2010/wordprocessingDrawing" xmlns:wp="http://schemas.openxmlformats.org/drawingml/2006/wordprocessingDrawing" xmlns:w10="urn:schemas-microsoft-com:office:word" xmlns:w="http://schemas.openxmlformats.org/wordprocessingml/2006/main" xmlns:w14="http://schemas.microsoft.com/office/word/2010/wordml" xmlns:w15="http://schemas.microsoft.com/office/word/2012/wordml" xmlns:w16cex="http://schemas.microsoft.com/office/word/2018/wordml/cex" xmlns:w16cid="http://schemas.microsoft.com/office/word/2016/wordml/cid" xmlns:w16="http://schemas.microsoft.com/office/word/2018/wordml" xmlns:w16du="http://schemas.microsoft.com/office/word/2023/wordml/word16du" xmlns:w16sdtdh="http://schemas.microsoft.com/office/word/2020/wordml/sdtdatahash" xmlns:w16sdtfl="http://schemas.microsoft.com/office/word/2024/wordml/sdtformatlock" xmlns:w16se="http://schemas.microsoft.com/office/word/2015/wordml/symex" xmlns:wpg="http://schemas.microsoft.com/office/word/2010/wordprocessingGroup" xmlns:wpi="http://schemas.microsoft.com/office/word/2010/wordprocessingInk" xmlns:wne="http://schemas.microsoft.com/office/word/2006/wordml" xmlns:wps="http://schemas.microsoft.com/office/word/2010/wordprocessingShape" mc:Ignorable="w14 w15 w16se w16cid w16 w16cex w16sdtdh w16sdtfl w16du wp14">
+  <w:endnote w:type="separator" w:id="-1">
+    <w:p>
+      <w:r>
+        <w:separator/>
+      </w:r>
+    </w:p>
+  </w:endnote>
+  <w:endnote w:type="continuationSeparator" w:id="0">
+    <w:p>
+      <w:r>
+        <w:continuationSeparator/>
+      </w:r>
+    </w:p>
+  </w:endnote>
+</w:endnotes>
+</file>
+
+<file path=word/footnotes.xml><?xml version="1.0" encoding="utf-8"?>
+<w:footnotes xmlns:wpc="http://schemas.microsoft.com/office/word/2010/wordprocessingCanvas" xmlns:cx="http://schemas.microsoft.com/office/drawing/2014/chartex" xmlns:cx1="http://schemas.microsoft.com/office/drawing/2015/9/8/chartex" xmlns:cx2="http://schemas.microsoft.com/office/drawing/2015/10/21/chartex" xmlns:cx3="http://schemas.microsoft.com/office/drawing/2016/5/9/chartex" xmlns:cx4="http://schemas.microsoft.com/office/drawing/2016/5/10/chartex" xmlns:cx5="http://schemas.microsoft.com/office/drawing/2016/5/11/chartex" xmlns:cx6="http://schemas.microsoft.com/office/drawing/2016/5/12/chartex" xmlns:cx7="http://schemas.microsoft.com/office/drawing/2016/5/13/chartex" xmlns:cx8="http://schemas.microsoft.com/office/drawing/2016/5/14/chartex" xmlns:mc="http://schemas.openxmlformats.org/markup-compatibility/2006" xmlns:aink="http://schemas.microsoft.com/office/drawing/2016/ink" xmlns:am3d="http://schemas.microsoft.com/office/drawing/2017/model3d" xmlns:o="urn:schemas-microsoft-com:office:office" xmlns:oel="http://schemas.microsoft.com/office/2019/extlst" xmlns:r="http://schemas.openxmlformats.org/officeDocument/2006/relationships" xmlns:m="http://schemas.openxmlformats.org/officeDocument/2006/math" xmlns:v="urn:schemas-microsoft-com:vml" xmlns:wp14="http://schemas.microsoft.com/office/word/2010/wordprocessingDrawing" xmlns:wp="http://schemas.openxmlformats.org/drawingml/2006/wordprocessingDrawing" xmlns:w10="urn:schemas-microsoft-com:office:word" xmlns:w="http://schemas.openxmlformats.org/wordprocessingml/2006/main" xmlns:w14="http://schemas.microsoft.com/office/word/2010/wordml" xmlns:w15="http://schemas.microsoft.com/office/word/2012/wordml" xmlns:w16cex="http://schemas.microsoft.com/office/word/2018/wordml/cex" xmlns:w16cid="http://schemas.microsoft.com/office/word/2016/wordml/cid" xmlns:w16="http://schemas.microsoft.com/office/word/2018/wordml" xmlns:w16du="http://schemas.microsoft.com/office/word/2023/wordml/word16du" xmlns:w16sdtdh="http://schemas.microsoft.com/office/word/2020/wordml/sdtdatahash" xmlns:w16sdtfl="http://schemas.microsoft.com/office/word/2024/wordml/sdtformatlock" xmlns:w16se="http://schemas.microsoft.com/office/word/2015/wordml/symex" xmlns:wpg="http://schemas.microsoft.com/office/word/2010/wordprocessingGroup" xmlns:wpi="http://schemas.microsoft.com/office/word/2010/wordprocessingInk" xmlns:wne="http://schemas.microsoft.com/office/word/2006/wordml" xmlns:wps="http://schemas.microsoft.com/office/word/2010/wordprocessingShape" mc:Ignorable="w14 w15 w16se w16cid w16 w16cex w16sdtdh w16sdtfl w16du wp14">
+  <w:footnote w:type="separator" w:id="-1">
+    <w:p>
+      <w:r>
+        <w:separator/>
+      </w:r>
+    </w:p>
+  </w:footnote>
+  <w:footnote w:type="continuationSeparator" w:id="0">
+    <w:p>
+      <w:r>
+        <w:continuationSeparator/>
+      </w:r>
+    </w:p>
+  </w:footnote>
+</w:footnotes>
 </file>
 
 <file path=word/numbering.xml><?xml version="1.0" encoding="utf-8"?>
@@ -1834,6 +1806,7 @@
   <w:style w:type="character" w:default="1" w:styleId="a0">
     <w:name w:val="Default Paragraph Font"/>
     <w:uiPriority w:val="1"/>
+    <w:semiHidden/>
     <w:unhideWhenUsed/>
   </w:style>
   <w:style w:type="table" w:default="1" w:styleId="a1">
@@ -2142,6 +2115,50 @@
       <w:color w:val="0F4761" w:themeColor="accent1" w:themeShade="BF"/>
       <w:spacing w:val="5"/>
     </w:rPr>
+  </w:style>
+  <w:style w:type="paragraph" w:styleId="aa">
+    <w:name w:val="header"/>
+    <w:basedOn w:val="a"/>
+    <w:link w:val="ab"/>
+    <w:uiPriority w:val="99"/>
+    <w:unhideWhenUsed/>
+    <w:rsid w:val="00276AF1"/>
+    <w:pPr>
+      <w:tabs>
+        <w:tab w:val="center" w:pos="4252"/>
+        <w:tab w:val="right" w:pos="8504"/>
+      </w:tabs>
+      <w:snapToGrid w:val="0"/>
+    </w:pPr>
+  </w:style>
+  <w:style w:type="character" w:customStyle="1" w:styleId="ab">
+    <w:name w:val="ヘッダー (文字)"/>
+    <w:basedOn w:val="a0"/>
+    <w:link w:val="aa"/>
+    <w:uiPriority w:val="99"/>
+    <w:rsid w:val="00276AF1"/>
+  </w:style>
+  <w:style w:type="paragraph" w:styleId="ac">
+    <w:name w:val="footer"/>
+    <w:basedOn w:val="a"/>
+    <w:link w:val="ad"/>
+    <w:uiPriority w:val="99"/>
+    <w:unhideWhenUsed/>
+    <w:rsid w:val="00276AF1"/>
+    <w:pPr>
+      <w:tabs>
+        <w:tab w:val="center" w:pos="4252"/>
+        <w:tab w:val="right" w:pos="8504"/>
+      </w:tabs>
+      <w:snapToGrid w:val="0"/>
+    </w:pPr>
+  </w:style>
+  <w:style w:type="character" w:customStyle="1" w:styleId="ad">
+    <w:name w:val="フッター (文字)"/>
+    <w:basedOn w:val="a0"/>
+    <w:link w:val="ac"/>
+    <w:uiPriority w:val="99"/>
+    <w:rsid w:val="00276AF1"/>
   </w:style>
 </w:styles>
 </file>
